--- a/Zerde_ZhI_frazeologizm/Zhetekshi_pikiri.docx
+++ b/Zerde_ZhI_frazeologizm/Zhetekshi_pikiri.docx
@@ -89,23 +89,6 @@
     </w:p>
     <w:p>
       <w:pPr>
-        <w:spacing w:after="120" w:before="60" w:line="276"/>
-        <w:jc w:val="both"/>
-      </w:pPr>
-      <w:r>
-        <w:rPr>
-          <w:rFonts w:ascii="Times New Roman" w:cs="Times New Roman" w:eastAsia="Times New Roman" w:hAnsi="Times New Roman"/>
-          <w:b w:val="false"/>
-          <w:bCs w:val="false"/>
-          <w:sz w:val="22"/>
-          <w:szCs w:val="22"/>
-          <w:highlight w:val="yellow"/>
-        </w:rPr>
-        <w:t xml:space="preserve">НҰСҚАУ (тапсыру алдында өшіріледі): Пікірді ғылыми жетекші өз бағасы бойынша жазады; төмендегі мәтін – үлгі ғана.</w:t>
-      </w:r>
-    </w:p>
-    <w:p>
-      <w:pPr>
         <w:spacing w:after="60" w:before="0" w:line="360"/>
         <w:ind w:firstLine="709"/>
         <w:jc w:val="both"/>
@@ -128,7 +111,7 @@
           <w:sz w:val="28"/>
           <w:szCs w:val="28"/>
         </w:rPr>
-        <w:t xml:space="preserve"> Жұмыс оқушылардың күнделікті тәжірибесіне – жасанды интеллект құралдарын оқуда пайдалануға және ана тілінің бейнелі байлығы – тұрақты тіркестерге арналған. ЖИ-дің қазақ тіліндегі фразеологизмдерді түсіндіру сапасын тексеру «Зерде» конкурсының ЖИ-ді саналы әрі ашық пайдалану талабына сай келеді.</w:t>
+        <w:t xml:space="preserve"> Жұмыс оқушылардың күнделікті тәжірибесіне – жасанды интеллект құралдарын оқуда пайдалануға және ана тіліміздің бейнелі байлығы – тұрақты тіркестерге арналған. ЖИ-дің қазақ фразеологизмдерін түсіндіру сапасын тексеру «Зерде» конкурсының ЖИ-ді саналы, ашық әрі қауіпсіз пайдалану талабына сай келеді.</w:t>
       </w:r>
     </w:p>
     <w:p>
@@ -155,18 +138,7 @@
           <w:sz w:val="28"/>
           <w:szCs w:val="28"/>
         </w:rPr>
-        <w:t xml:space="preserve"> Оқушы 294 тіркестен тұратын сөздік тізбесін жасап, оның құрамын санау арқылы талдады; тәжірибе үшін 30 тіркесті үш топқа бөлді; үш ЖИ құралына бірдей сұраныстар беріп, 183 жауапты сөздікпен салыстырып бағалады; нәтижелерді кесте мен диаграммаға түсірді және оқушыларға арналған жадынама құрастырды. </w:t>
-      </w:r>
-      <w:r>
-        <w:rPr>
-          <w:rFonts w:ascii="Times New Roman" w:cs="Times New Roman" w:eastAsia="Times New Roman" w:hAnsi="Times New Roman"/>
-          <w:b w:val="false"/>
-          <w:bCs w:val="false"/>
-          <w:sz w:val="28"/>
-          <w:szCs w:val="28"/>
-          <w:highlight w:val="yellow"/>
-        </w:rPr>
-        <w:t xml:space="preserve">[Жетекші оқушының нақты жасаған жұмысын өз сөзімен толықтырады.]</w:t>
+        <w:t xml:space="preserve"> Оқушы 294 тіркестен тұратын сөздік тізбесін жинап, оның құрамын санау арқылы талдады; тәжірибе үшін 30 тіркесті бейнесінің түсініктілігіне қарай үш топқа бөлді; ChatGPT, DeepSeek және Gemini чат-боттарына бірдей сұраныстар беріп, 182 жауапты сөздікпен салыстырып бағалады; нәтижелерді кесте мен диаграммаға түсірді және оқушыларға арналған жадынама жасады. Күмәнді жауаптарды бағалау кезінде өз шешімін негіздей білді.</w:t>
       </w:r>
     </w:p>
     <w:p>
@@ -193,18 +165,7 @@
           <w:sz w:val="28"/>
           <w:szCs w:val="28"/>
         </w:rPr>
-        <w:t xml:space="preserve"> </w:t>
-      </w:r>
-      <w:r>
-        <w:rPr>
-          <w:rFonts w:ascii="Times New Roman" w:cs="Times New Roman" w:eastAsia="Times New Roman" w:hAnsi="Times New Roman"/>
-          <w:b w:val="false"/>
-          <w:bCs w:val="false"/>
-          <w:sz w:val="28"/>
-          <w:szCs w:val="28"/>
-          <w:highlight w:val="yellow"/>
-        </w:rPr>
-        <w:t xml:space="preserve">[Жетекшінің бағасы: нәтижелердің негізділігі, болжамның тексерілуі, практикалық өнімнің пайдасы.]</w:t>
+        <w:t xml:space="preserve"> Оқушы ЖИ-дің тұрақты тіркестерді жалпы жақсы түсіндіретінін (орташа сапа көрсеткіші 93,9%), бірақ ұлттық-мәдени тіркестерде әлсірейтінін (86,7%) дәлелдеді: 0 балл алған барлық жауап осы топта кездесті. Оқушы өз болжамының бір бөлігі расталмағанын ашық көрсетті: ЖИ тіркестерді сөзбе-сөз түсіндірмеген, оның қателері сенімді түрде ойдан шығарылған мағына түрінде болған. «Жақын» сөзінің екі мағынасын ЖИ-дің шатастыруы туралы байқауы – жұмыстың қызықты тұсы. Қорытындылар алынған деректерге негізделген.</w:t>
       </w:r>
     </w:p>
     <w:p>
@@ -231,18 +192,7 @@
           <w:sz w:val="28"/>
           <w:szCs w:val="28"/>
         </w:rPr>
-        <w:t xml:space="preserve"> </w:t>
-      </w:r>
-      <w:r>
-        <w:rPr>
-          <w:rFonts w:ascii="Times New Roman" w:cs="Times New Roman" w:eastAsia="Times New Roman" w:hAnsi="Times New Roman"/>
-          <w:b w:val="false"/>
-          <w:bCs w:val="false"/>
-          <w:sz w:val="28"/>
-          <w:szCs w:val="28"/>
-          <w:highlight w:val="yellow"/>
-        </w:rPr>
-        <w:t xml:space="preserve">[Жетекші зерттеу күнделігі мен декларацияның шын жағдайға сәйкестігін, ЖИ-дің қалай пайдаланылғанын растайды.]</w:t>
+        <w:t xml:space="preserve"> Тәжірибе деректерін оқушы өзі жинады, зерттеу күнделігі жүйелі жүргізілді. Жұмысты ресімдеуде және мәтінді редакциялауда көмекші ЖИ құралы пайдаланылғаны декларацияда ашық көрсетілген.</w:t>
       </w:r>
     </w:p>
     <w:p>
@@ -269,18 +219,7 @@
           <w:sz w:val="28"/>
           <w:szCs w:val="28"/>
         </w:rPr>
-        <w:t xml:space="preserve"> Зерттеуге 30 тіркес пен үш ЖИ құралы алынды, жауаптарды бағалау негізінен бір адаммен жүргізілді. Зерттеуді тіркестер санын көбейтіп, мақал-мәтелдермен жалғастыру ұсынылады. </w:t>
-      </w:r>
-      <w:r>
-        <w:rPr>
-          <w:rFonts w:ascii="Times New Roman" w:cs="Times New Roman" w:eastAsia="Times New Roman" w:hAnsi="Times New Roman"/>
-          <w:b w:val="false"/>
-          <w:bCs w:val="false"/>
-          <w:sz w:val="28"/>
-          <w:szCs w:val="28"/>
-          <w:highlight w:val="yellow"/>
-        </w:rPr>
-        <w:t xml:space="preserve">[Жетекшінің өз ескертулері.]</w:t>
+        <w:t xml:space="preserve"> Зерттеуге 30 тіркес пен үш ЖИ-дің тегін нұсқалары алынды, жауаптар негізінен бір адаммен бағаланды. Болашақта тіркестер санын көбейтіп, жауаптарды екі адамға тәуелсіз бағалатып, мақал-мәтелдермен жалғастыру ұсынылады.</w:t>
       </w:r>
     </w:p>
     <w:p>
